--- a/CEJM/BTS SIO 1/TD 4/TD 4 Le contrat de niveau de service.docx
+++ b/CEJM/BTS SIO 1/TD 4/TD 4 Le contrat de niveau de service.docx
@@ -445,25 +445,7 @@
             <w:sz w:val="24"/>
             <w:szCs w:val="24"/>
           </w:rPr>
-          <w:t>https://www.no</w:t>
-        </w:r>
-        <w:r>
-          <w:rPr>
-            <w:rStyle w:val="Lienhypertexte"/>
-            <w:rFonts w:ascii="Times New Roman" w:hAnsi="Times New Roman" w:cs="Times New Roman"/>
-            <w:sz w:val="24"/>
-            <w:szCs w:val="24"/>
-          </w:rPr>
-          <w:t>w</w:t>
-        </w:r>
-        <w:r>
-          <w:rPr>
-            <w:rStyle w:val="Lienhypertexte"/>
-            <w:rFonts w:ascii="Times New Roman" w:hAnsi="Times New Roman" w:cs="Times New Roman"/>
-            <w:sz w:val="24"/>
-            <w:szCs w:val="24"/>
-          </w:rPr>
-          <w:t>team.net/sla-contrat-de-maintenance-informatique/</w:t>
+          <w:t>https://www.nowteam.net/sla-contrat-de-maintenance-informatique/</w:t>
         </w:r>
       </w:hyperlink>
       <w:r>
@@ -582,6 +564,43 @@
           <w:szCs w:val="24"/>
         </w:rPr>
         <w:t>, expliquez la notion.</w:t>
+      </w:r>
+    </w:p>
+    <w:p>
+      <w:pPr>
+        <w:pStyle w:val="Normal1"/>
+        <w:rPr>
+          <w:rFonts w:ascii="Times New Roman" w:hAnsi="Times New Roman" w:cs="Times New Roman"/>
+          <w:b/>
+          <w:i/>
+          <w:color w:val="auto"/>
+          <w:sz w:val="24"/>
+          <w:szCs w:val="24"/>
+        </w:rPr>
+      </w:pPr>
+    </w:p>
+    <w:p>
+      <w:pPr>
+        <w:pStyle w:val="Normal1"/>
+        <w:rPr>
+          <w:rFonts w:ascii="Times New Roman" w:hAnsi="Times New Roman" w:cs="Times New Roman"/>
+          <w:b/>
+          <w:i/>
+          <w:color w:val="auto"/>
+          <w:sz w:val="24"/>
+          <w:szCs w:val="24"/>
+        </w:rPr>
+      </w:pPr>
+      <w:r>
+        <w:rPr>
+          <w:rFonts w:ascii="Times New Roman" w:hAnsi="Times New Roman" w:cs="Times New Roman"/>
+          <w:b/>
+          <w:i/>
+          <w:color w:val="auto"/>
+          <w:sz w:val="24"/>
+          <w:szCs w:val="24"/>
+        </w:rPr>
+        <w:t>C'est un contrat ou une partie de contrat par lequel le prestataire informatique s'engage à fournir un niveau de qualité de service à un client.</w:t>
       </w:r>
     </w:p>
     <w:p>
@@ -1029,6 +1048,43 @@
           <w:sz w:val="24"/>
           <w:szCs w:val="24"/>
         </w:rPr>
+        <w:t>Software as a service, commercialise un logiciel non pas en l'installant sur un server ou sur un post mais en tant qu'application accessible à distance via internet.</w:t>
+      </w:r>
+    </w:p>
+    <w:p>
+      <w:pPr>
+        <w:pStyle w:val="Normal1"/>
+        <w:rPr>
+          <w:rFonts w:ascii="Times New Roman" w:hAnsi="Times New Roman" w:cs="Times New Roman"/>
+          <w:b/>
+          <w:i/>
+          <w:color w:val="auto"/>
+          <w:sz w:val="24"/>
+          <w:szCs w:val="24"/>
+        </w:rPr>
+      </w:pPr>
+    </w:p>
+    <w:p>
+      <w:pPr>
+        <w:pStyle w:val="Normal1"/>
+        <w:rPr>
+          <w:rFonts w:ascii="Times New Roman" w:hAnsi="Times New Roman" w:cs="Times New Roman"/>
+          <w:b/>
+          <w:i/>
+          <w:color w:val="auto"/>
+          <w:sz w:val="24"/>
+          <w:szCs w:val="24"/>
+        </w:rPr>
+      </w:pPr>
+      <w:r>
+        <w:rPr>
+          <w:rFonts w:ascii="Times New Roman" w:hAnsi="Times New Roman" w:cs="Times New Roman"/>
+          <w:b/>
+          <w:i/>
+          <w:color w:val="auto"/>
+          <w:sz w:val="24"/>
+          <w:szCs w:val="24"/>
+        </w:rPr>
         <w:t>Selon NowTeam, le SLA :</w:t>
       </w:r>
     </w:p>
@@ -1070,18 +1126,7 @@
           <w:sz w:val="24"/>
           <w:szCs w:val="24"/>
         </w:rPr>
-        <w:t>Fixe</w:t>
-      </w:r>
-      <w:r>
-        <w:rPr>
-          <w:rFonts w:ascii="Times New Roman" w:hAnsi="Times New Roman" w:cs="Times New Roman"/>
-          <w:b/>
-          <w:i/>
-          <w:color w:val="auto"/>
-          <w:sz w:val="24"/>
-          <w:szCs w:val="24"/>
-        </w:rPr>
-        <w:t xml:space="preserve"> les délais d’intervention,</w:t>
+        <w:t>Fixe les délais d’intervention,</w:t>
       </w:r>
     </w:p>
     <w:p>
@@ -1109,18 +1154,8 @@
           <w:sz w:val="24"/>
           <w:szCs w:val="24"/>
         </w:rPr>
-        <w:t>Précise</w:t>
-      </w:r>
-      <w:r>
-        <w:rPr>
-          <w:rFonts w:ascii="Times New Roman" w:hAnsi="Times New Roman" w:cs="Times New Roman"/>
-          <w:b/>
-          <w:i/>
-          <w:color w:val="auto"/>
-          <w:sz w:val="24"/>
-          <w:szCs w:val="24"/>
-        </w:rPr>
-        <w:t xml:space="preserve"> le taux de disponibilité du serveur,</w:t>
+        <w:lastRenderedPageBreak/>
+        <w:t>Précise le taux de disponibilité du serveur,</w:t>
       </w:r>
     </w:p>
     <w:p>
@@ -1148,18 +1183,7 @@
           <w:sz w:val="24"/>
           <w:szCs w:val="24"/>
         </w:rPr>
-        <w:t>Décrit</w:t>
-      </w:r>
-      <w:r>
-        <w:rPr>
-          <w:rFonts w:ascii="Times New Roman" w:hAnsi="Times New Roman" w:cs="Times New Roman"/>
-          <w:b/>
-          <w:i/>
-          <w:color w:val="auto"/>
-          <w:sz w:val="24"/>
-          <w:szCs w:val="24"/>
-        </w:rPr>
-        <w:t xml:space="preserve"> le calendrier des interventions,</w:t>
+        <w:t>Décrit le calendrier des interventions,</w:t>
       </w:r>
     </w:p>
     <w:p>
@@ -1187,18 +1211,7 @@
           <w:sz w:val="24"/>
           <w:szCs w:val="24"/>
         </w:rPr>
-        <w:t>Liste</w:t>
-      </w:r>
-      <w:r>
-        <w:rPr>
-          <w:rFonts w:ascii="Times New Roman" w:hAnsi="Times New Roman" w:cs="Times New Roman"/>
-          <w:b/>
-          <w:i/>
-          <w:color w:val="auto"/>
-          <w:sz w:val="24"/>
-          <w:szCs w:val="24"/>
-        </w:rPr>
-        <w:t xml:space="preserve"> les prestations incluses,</w:t>
+        <w:t>Liste les prestations incluses,</w:t>
       </w:r>
     </w:p>
     <w:p>
@@ -1226,18 +1239,7 @@
           <w:sz w:val="24"/>
           <w:szCs w:val="24"/>
         </w:rPr>
-        <w:t>Impose</w:t>
-      </w:r>
-      <w:r>
-        <w:rPr>
-          <w:rFonts w:ascii="Times New Roman" w:hAnsi="Times New Roman" w:cs="Times New Roman"/>
-          <w:b/>
-          <w:i/>
-          <w:color w:val="auto"/>
-          <w:sz w:val="24"/>
-          <w:szCs w:val="24"/>
-        </w:rPr>
-        <w:t xml:space="preserve"> un reporting régulier des performances.</w:t>
+        <w:t>Impose un reporting régulier des performances.</w:t>
       </w:r>
     </w:p>
     <w:p>
@@ -1365,18 +1367,7 @@
           <w:sz w:val="24"/>
           <w:szCs w:val="24"/>
         </w:rPr>
-        <w:t>Un</w:t>
-      </w:r>
-      <w:r>
-        <w:rPr>
-          <w:rFonts w:ascii="Times New Roman" w:hAnsi="Times New Roman" w:cs="Times New Roman"/>
-          <w:b/>
-          <w:i/>
-          <w:color w:val="auto"/>
-          <w:sz w:val="24"/>
-          <w:szCs w:val="24"/>
-        </w:rPr>
-        <w:t xml:space="preserve"> taux de disponibilité garanti</w:t>
+        <w:t>Un taux de disponibilité garanti</w:t>
       </w:r>
       <w:r>
         <w:rPr>
@@ -1415,18 +1406,7 @@
           <w:sz w:val="24"/>
           <w:szCs w:val="24"/>
         </w:rPr>
-        <w:t>Un</w:t>
-      </w:r>
-      <w:r>
-        <w:rPr>
-          <w:rFonts w:ascii="Times New Roman" w:hAnsi="Times New Roman" w:cs="Times New Roman"/>
-          <w:b/>
-          <w:i/>
-          <w:color w:val="auto"/>
-          <w:sz w:val="24"/>
-          <w:szCs w:val="24"/>
-        </w:rPr>
-        <w:t xml:space="preserve"> temps maximal de réponse,</w:t>
+        <w:t>Un temps maximal de réponse,</w:t>
       </w:r>
     </w:p>
     <w:p>
@@ -1454,18 +1434,7 @@
           <w:sz w:val="24"/>
           <w:szCs w:val="24"/>
         </w:rPr>
-        <w:t>Un</w:t>
-      </w:r>
-      <w:r>
-        <w:rPr>
-          <w:rFonts w:ascii="Times New Roman" w:hAnsi="Times New Roman" w:cs="Times New Roman"/>
-          <w:b/>
-          <w:i/>
-          <w:color w:val="auto"/>
-          <w:sz w:val="24"/>
-          <w:szCs w:val="24"/>
-        </w:rPr>
-        <w:t xml:space="preserve"> temps maximal de reprise d’activité (RTO),</w:t>
+        <w:t>Un temps maximal de reprise d’activité (RTO),</w:t>
       </w:r>
     </w:p>
     <w:p>
@@ -1493,18 +1462,7 @@
           <w:sz w:val="24"/>
           <w:szCs w:val="24"/>
         </w:rPr>
-        <w:t>Une</w:t>
-      </w:r>
-      <w:r>
-        <w:rPr>
-          <w:rFonts w:ascii="Times New Roman" w:hAnsi="Times New Roman" w:cs="Times New Roman"/>
-          <w:b/>
-          <w:i/>
-          <w:color w:val="auto"/>
-          <w:sz w:val="24"/>
-          <w:szCs w:val="24"/>
-        </w:rPr>
-        <w:t xml:space="preserve"> limite d’interruptions tolérées,</w:t>
+        <w:t>Une limite d’interruptions tolérées,</w:t>
       </w:r>
     </w:p>
     <w:p>
@@ -1532,18 +1490,7 @@
           <w:sz w:val="24"/>
           <w:szCs w:val="24"/>
         </w:rPr>
-        <w:t>Des</w:t>
-      </w:r>
-      <w:r>
-        <w:rPr>
-          <w:rFonts w:ascii="Times New Roman" w:hAnsi="Times New Roman" w:cs="Times New Roman"/>
-          <w:b/>
-          <w:i/>
-          <w:color w:val="auto"/>
-          <w:sz w:val="24"/>
-          <w:szCs w:val="24"/>
-        </w:rPr>
-        <w:t xml:space="preserve"> délais de résolution selon la criticité,</w:t>
+        <w:t>Des délais de résolution selon la criticité,</w:t>
       </w:r>
     </w:p>
     <w:p>
@@ -1571,18 +1518,7 @@
           <w:sz w:val="24"/>
           <w:szCs w:val="24"/>
         </w:rPr>
-        <w:t>Des</w:t>
-      </w:r>
-      <w:r>
-        <w:rPr>
-          <w:rFonts w:ascii="Times New Roman" w:hAnsi="Times New Roman" w:cs="Times New Roman"/>
-          <w:b/>
-          <w:i/>
-          <w:color w:val="auto"/>
-          <w:sz w:val="24"/>
-          <w:szCs w:val="24"/>
-        </w:rPr>
-        <w:t xml:space="preserve"> pénalités : avoirs, réductions, compensations financières ou résiliation anticipée.</w:t>
+        <w:t>Des pénalités : avoirs, réductions, compensations financières ou résiliation anticipée.</w:t>
       </w:r>
     </w:p>
     <w:p>
@@ -1756,18 +1692,7 @@
           <w:sz w:val="24"/>
           <w:szCs w:val="24"/>
         </w:rPr>
-        <w:t>Des</w:t>
-      </w:r>
-      <w:r>
-        <w:rPr>
-          <w:rFonts w:ascii="Times New Roman" w:hAnsi="Times New Roman" w:cs="Times New Roman"/>
-          <w:b/>
-          <w:i/>
-          <w:color w:val="auto"/>
-          <w:sz w:val="24"/>
-          <w:szCs w:val="24"/>
-        </w:rPr>
-        <w:t xml:space="preserve"> réductions de facturation proportionnelles à l’indisponibilité,</w:t>
+        <w:t>Des réductions de facturation proportionnelles à l’indisponibilité,</w:t>
       </w:r>
     </w:p>
     <w:p>
@@ -1795,18 +1720,7 @@
           <w:sz w:val="24"/>
           <w:szCs w:val="24"/>
         </w:rPr>
-        <w:t>Des</w:t>
-      </w:r>
-      <w:r>
-        <w:rPr>
-          <w:rFonts w:ascii="Times New Roman" w:hAnsi="Times New Roman" w:cs="Times New Roman"/>
-          <w:b/>
-          <w:i/>
-          <w:color w:val="auto"/>
-          <w:sz w:val="24"/>
-          <w:szCs w:val="24"/>
-        </w:rPr>
-        <w:t xml:space="preserve"> avoirs pour le client,</w:t>
+        <w:t>Des avoirs pour le client,</w:t>
       </w:r>
     </w:p>
     <w:p>
@@ -1834,18 +1748,7 @@
           <w:sz w:val="24"/>
           <w:szCs w:val="24"/>
         </w:rPr>
-        <w:t>Des</w:t>
-      </w:r>
-      <w:r>
-        <w:rPr>
-          <w:rFonts w:ascii="Times New Roman" w:hAnsi="Times New Roman" w:cs="Times New Roman"/>
-          <w:b/>
-          <w:i/>
-          <w:color w:val="auto"/>
-          <w:sz w:val="24"/>
-          <w:szCs w:val="24"/>
-        </w:rPr>
-        <w:t xml:space="preserve"> compensations financières en cas d’importante défaillance,</w:t>
+        <w:t>Des compensations financières en cas d’importante défaillance,</w:t>
       </w:r>
     </w:p>
     <w:p>
@@ -1873,18 +1776,7 @@
           <w:sz w:val="24"/>
           <w:szCs w:val="24"/>
         </w:rPr>
-        <w:t>Un</w:t>
-      </w:r>
-      <w:r>
-        <w:rPr>
-          <w:rFonts w:ascii="Times New Roman" w:hAnsi="Times New Roman" w:cs="Times New Roman"/>
-          <w:b/>
-          <w:i/>
-          <w:color w:val="auto"/>
-          <w:sz w:val="24"/>
-          <w:szCs w:val="24"/>
-        </w:rPr>
-        <w:t xml:space="preserve"> droit de résiliation anticipée si les manquements sont répétés.</w:t>
+        <w:t>Un droit de résiliation anticipée si les manquements sont répétés.</w:t>
       </w:r>
     </w:p>
     <w:p>
@@ -2420,16 +2312,12 @@
         <w:rFonts w:asciiTheme="majorHAnsi" w:hAnsiTheme="majorHAnsi"/>
       </w:rPr>
     </w:pPr>
-    <w:proofErr w:type="spellStart"/>
-    <w:proofErr w:type="gramStart"/>
     <w:r>
       <w:rPr>
         <w:rFonts w:asciiTheme="majorHAnsi" w:hAnsiTheme="majorHAnsi"/>
       </w:rPr>
       <w:t>H.Meslem</w:t>
     </w:r>
-    <w:proofErr w:type="spellEnd"/>
-    <w:proofErr w:type="gramEnd"/>
     <w:r>
       <w:rPr>
         <w:rFonts w:asciiTheme="majorHAnsi" w:hAnsiTheme="majorHAnsi"/>

--- a/CEJM/BTS SIO 1/TD 4/TD 4 Le contrat de niveau de service.docx
+++ b/CEJM/BTS SIO 1/TD 4/TD 4 Le contrat de niveau de service.docx
@@ -156,23 +156,13 @@
           <w:szCs w:val="24"/>
         </w:rPr>
       </w:pPr>
-      <w:proofErr w:type="gramStart"/>
-      <w:r>
-        <w:rPr>
-          <w:rFonts w:ascii="Times New Roman" w:hAnsi="Times New Roman" w:cs="Times New Roman"/>
-          <w:sz w:val="24"/>
-          <w:szCs w:val="24"/>
-        </w:rPr>
-        <w:t>Analyser  les</w:t>
-      </w:r>
-      <w:proofErr w:type="gramEnd"/>
-      <w:r>
-        <w:rPr>
-          <w:rFonts w:ascii="Times New Roman" w:hAnsi="Times New Roman" w:cs="Times New Roman"/>
-          <w:sz w:val="24"/>
-          <w:szCs w:val="24"/>
-        </w:rPr>
-        <w:t xml:space="preserve"> obligations relatives aux niveaux de service que doit respecter le prestataire informatique définies dans un contrat de niveau de service </w:t>
+      <w:r>
+        <w:rPr>
+          <w:rFonts w:ascii="Times New Roman" w:hAnsi="Times New Roman" w:cs="Times New Roman"/>
+          <w:sz w:val="24"/>
+          <w:szCs w:val="24"/>
+        </w:rPr>
+        <w:t xml:space="preserve">Analyser  les obligations relatives aux niveaux de service que doit respecter le prestataire informatique définies dans un contrat de niveau de service </w:t>
       </w:r>
       <w:r>
         <w:rPr>
@@ -1126,7 +1116,29 @@
           <w:sz w:val="24"/>
           <w:szCs w:val="24"/>
         </w:rPr>
-        <w:t>Fixe les délais d’intervention,</w:t>
+        <w:t>Fixe les délais d’interventi</w:t>
+      </w:r>
+      <w:r>
+        <w:rPr>
+          <w:rFonts w:ascii="Times New Roman" w:hAnsi="Times New Roman" w:cs="Times New Roman"/>
+          <w:b/>
+          <w:i/>
+          <w:color w:val="auto"/>
+          <w:sz w:val="24"/>
+          <w:szCs w:val="24"/>
+        </w:rPr>
+        <w:t xml:space="preserve"> </w:t>
+      </w:r>
+      <w:r>
+        <w:rPr>
+          <w:rFonts w:ascii="Times New Roman" w:hAnsi="Times New Roman" w:cs="Times New Roman"/>
+          <w:b/>
+          <w:i/>
+          <w:color w:val="auto"/>
+          <w:sz w:val="24"/>
+          <w:szCs w:val="24"/>
+        </w:rPr>
+        <w:t>on,</w:t>
       </w:r>
     </w:p>
     <w:p>
@@ -1651,7 +1663,55 @@
           <w:sz w:val="24"/>
           <w:szCs w:val="24"/>
         </w:rPr>
-        <w:t>Selon les sources :</w:t>
+        <w:t>Si le prestataire ne remplis pas ses obligations contractuelles prévu par le SLA, dans ce cas on est en présence d'inexécution contractuelle.</w:t>
+      </w:r>
+    </w:p>
+    <w:p>
+      <w:pPr>
+        <w:pStyle w:val="Normal1"/>
+        <w:rPr>
+          <w:rFonts w:ascii="Times New Roman" w:hAnsi="Times New Roman" w:cs="Times New Roman"/>
+          <w:b/>
+          <w:i/>
+          <w:color w:val="auto"/>
+          <w:sz w:val="24"/>
+          <w:szCs w:val="24"/>
+        </w:rPr>
+      </w:pPr>
+    </w:p>
+    <w:p>
+      <w:pPr>
+        <w:pStyle w:val="Normal1"/>
+        <w:rPr>
+          <w:rFonts w:ascii="Times New Roman" w:hAnsi="Times New Roman" w:cs="Times New Roman"/>
+          <w:b/>
+          <w:i/>
+          <w:color w:val="auto"/>
+          <w:sz w:val="24"/>
+          <w:szCs w:val="24"/>
+        </w:rPr>
+      </w:pPr>
+      <w:r>
+        <w:rPr>
+          <w:rFonts w:ascii="Times New Roman" w:hAnsi="Times New Roman" w:cs="Times New Roman"/>
+          <w:b/>
+          <w:i/>
+          <w:color w:val="auto"/>
+          <w:sz w:val="24"/>
+          <w:szCs w:val="24"/>
+        </w:rPr>
+        <w:t>Plusieurs sanctions sont possibles</w:t>
+      </w:r>
+      <w:r>
+        <w:rPr>
+          <w:rFonts w:ascii="Times New Roman" w:hAnsi="Times New Roman" w:cs="Times New Roman"/>
+          <w:b/>
+          <w:i/>
+          <w:color w:val="auto"/>
+          <w:sz w:val="24"/>
+          <w:szCs w:val="24"/>
+        </w:rPr>
+        <w:t xml:space="preserve"> :</w:t>
       </w:r>
     </w:p>
     <w:p>
@@ -1898,7 +1958,18 @@
           <w:sz w:val="24"/>
           <w:szCs w:val="24"/>
         </w:rPr>
-        <w:t xml:space="preserve">En vous appuyant sur le site   </w:t>
+        <w:t>En vous appuyant sur le site</w:t>
+      </w:r>
+      <w:r>
+        <w:rPr>
+          <w:rFonts w:ascii="Times New Roman" w:hAnsi="Times New Roman" w:cs="Times New Roman"/>
+          <w:b/>
+          <w:i/>
+          <w:color w:val="auto"/>
+          <w:sz w:val="24"/>
+          <w:szCs w:val="24"/>
+        </w:rPr>
+        <w:t xml:space="preserve"> </w:t>
       </w:r>
       <w:hyperlink r:id="rId9" w:history="1">
         <w:r>
@@ -1910,7 +1981,30 @@
             <w:sz w:val="24"/>
             <w:szCs w:val="24"/>
           </w:rPr>
-          <w:t>https://freshservice.com/fr/sla-service-level-agreement/</w:t>
+          <w:t>https://freshservice.com/fr/sla-service-</w:t>
+        </w:r>
+        <w:r>
+          <w:rPr>
+            <w:rStyle w:val="Lienhypertexte"/>
+            <w:rFonts w:ascii="Times New Roman" w:hAnsi="Times New Roman" w:cs="Times New Roman"/>
+            <w:b/>
+            <w:i/>
+            <w:sz w:val="24"/>
+            <w:szCs w:val="24"/>
+          </w:rPr>
+          <w:tab/>
+          <w:t>l</w:t>
+        </w:r>
+        <w:r>
+          <w:rPr>
+            <w:rStyle w:val="Lienhypertexte"/>
+            <w:rFonts w:ascii="Times New Roman" w:hAnsi="Times New Roman" w:cs="Times New Roman"/>
+            <w:b/>
+            <w:i/>
+            <w:sz w:val="24"/>
+            <w:szCs w:val="24"/>
+          </w:rPr>
+          <w:t>evel-agreement/</w:t>
         </w:r>
       </w:hyperlink>
       <w:r>
@@ -2016,6 +2110,347 @@
           <w:szCs w:val="24"/>
         </w:rPr>
       </w:pPr>
+      <w:r>
+        <w:rPr>
+          <w:rFonts w:ascii="Times New Roman" w:hAnsi="Times New Roman" w:cs="Times New Roman"/>
+          <w:b/>
+          <w:i/>
+          <w:color w:val="auto"/>
+          <w:sz w:val="24"/>
+          <w:szCs w:val="24"/>
+        </w:rPr>
+        <w:t>Le SLA présente des enjeux pour le prestataire et le client.</w:t>
+      </w:r>
+    </w:p>
+    <w:p>
+      <w:pPr>
+        <w:pStyle w:val="Normal1"/>
+        <w:rPr>
+          <w:rFonts w:ascii="Times New Roman" w:hAnsi="Times New Roman" w:cs="Times New Roman"/>
+          <w:b/>
+          <w:i/>
+          <w:color w:val="auto"/>
+          <w:sz w:val="24"/>
+          <w:szCs w:val="24"/>
+        </w:rPr>
+      </w:pPr>
+      <w:r>
+        <w:rPr>
+          <w:rFonts w:ascii="Times New Roman" w:hAnsi="Times New Roman" w:cs="Times New Roman"/>
+          <w:b/>
+          <w:i/>
+          <w:color w:val="auto"/>
+          <w:sz w:val="24"/>
+          <w:szCs w:val="24"/>
+        </w:rPr>
+        <w:t>Pour le client :</w:t>
+      </w:r>
+    </w:p>
+    <w:p>
+      <w:pPr>
+        <w:pStyle w:val="Normal1"/>
+        <w:rPr>
+          <w:rFonts w:ascii="Times New Roman" w:hAnsi="Times New Roman" w:cs="Times New Roman"/>
+          <w:b/>
+          <w:i/>
+          <w:color w:val="auto"/>
+          <w:sz w:val="24"/>
+          <w:szCs w:val="24"/>
+        </w:rPr>
+      </w:pPr>
+    </w:p>
+    <w:p>
+      <w:pPr>
+        <w:pStyle w:val="Normal1"/>
+        <w:rPr>
+          <w:rFonts w:ascii="Times New Roman" w:hAnsi="Times New Roman" w:cs="Times New Roman"/>
+          <w:b/>
+          <w:i/>
+          <w:color w:val="auto"/>
+          <w:sz w:val="24"/>
+          <w:szCs w:val="24"/>
+        </w:rPr>
+      </w:pPr>
+      <w:r>
+        <w:rPr>
+          <w:rFonts w:ascii="Times New Roman" w:hAnsi="Times New Roman" w:cs="Times New Roman"/>
+          <w:b/>
+          <w:i/>
+          <w:color w:val="auto"/>
+          <w:sz w:val="24"/>
+          <w:szCs w:val="24"/>
+        </w:rPr>
+        <w:t>Clarté et transparence sur les attentes et engagements.</w:t>
+      </w:r>
+    </w:p>
+    <w:p>
+      <w:pPr>
+        <w:pStyle w:val="Normal1"/>
+        <w:rPr>
+          <w:rFonts w:ascii="Times New Roman" w:hAnsi="Times New Roman" w:cs="Times New Roman"/>
+          <w:b/>
+          <w:i/>
+          <w:color w:val="auto"/>
+          <w:sz w:val="24"/>
+          <w:szCs w:val="24"/>
+        </w:rPr>
+      </w:pPr>
+      <w:r>
+        <w:rPr>
+          <w:rFonts w:ascii="Times New Roman" w:hAnsi="Times New Roman" w:cs="Times New Roman"/>
+          <w:b/>
+          <w:i/>
+          <w:color w:val="auto"/>
+          <w:sz w:val="24"/>
+          <w:szCs w:val="24"/>
+        </w:rPr>
+        <w:t>Gestion précise des attentes, incluant délais et niveaux de service.</w:t>
+      </w:r>
+    </w:p>
+    <w:p>
+      <w:pPr>
+        <w:pStyle w:val="Normal1"/>
+        <w:rPr>
+          <w:rFonts w:ascii="Times New Roman" w:hAnsi="Times New Roman" w:cs="Times New Roman"/>
+          <w:b/>
+          <w:i/>
+          <w:color w:val="auto"/>
+          <w:sz w:val="24"/>
+          <w:szCs w:val="24"/>
+        </w:rPr>
+      </w:pPr>
+      <w:r>
+        <w:rPr>
+          <w:rFonts w:ascii="Times New Roman" w:hAnsi="Times New Roman" w:cs="Times New Roman"/>
+          <w:b/>
+          <w:i/>
+          <w:color w:val="auto"/>
+          <w:sz w:val="24"/>
+          <w:szCs w:val="24"/>
+        </w:rPr>
+        <w:t>Sécurité contractuelle en cas de non‑respect grâce aux pénalités prévues.</w:t>
+      </w:r>
+    </w:p>
+    <w:p>
+      <w:pPr>
+        <w:pStyle w:val="Normal1"/>
+        <w:rPr>
+          <w:rFonts w:ascii="Times New Roman" w:hAnsi="Times New Roman" w:cs="Times New Roman"/>
+          <w:b/>
+          <w:i/>
+          <w:color w:val="auto"/>
+          <w:sz w:val="24"/>
+          <w:szCs w:val="24"/>
+        </w:rPr>
+      </w:pPr>
+      <w:r>
+        <w:rPr>
+          <w:rFonts w:ascii="Times New Roman" w:hAnsi="Times New Roman" w:cs="Times New Roman"/>
+          <w:b/>
+          <w:i/>
+          <w:color w:val="auto"/>
+          <w:sz w:val="24"/>
+          <w:szCs w:val="24"/>
+        </w:rPr>
+        <w:lastRenderedPageBreak/>
+        <w:t>Amélioration de l’expérience client grâce à un cadre précis.</w:t>
+      </w:r>
+    </w:p>
+    <w:p>
+      <w:pPr>
+        <w:pStyle w:val="Normal1"/>
+        <w:rPr>
+          <w:rFonts w:ascii="Times New Roman" w:hAnsi="Times New Roman" w:cs="Times New Roman"/>
+          <w:b/>
+          <w:i/>
+          <w:color w:val="auto"/>
+          <w:sz w:val="24"/>
+          <w:szCs w:val="24"/>
+        </w:rPr>
+      </w:pPr>
+    </w:p>
+    <w:p>
+      <w:pPr>
+        <w:pStyle w:val="Normal1"/>
+        <w:rPr>
+          <w:rFonts w:ascii="Times New Roman" w:hAnsi="Times New Roman" w:cs="Times New Roman"/>
+          <w:b/>
+          <w:i/>
+          <w:color w:val="auto"/>
+          <w:sz w:val="24"/>
+          <w:szCs w:val="24"/>
+        </w:rPr>
+      </w:pPr>
+      <w:r>
+        <w:rPr>
+          <w:rFonts w:ascii="Times New Roman" w:hAnsi="Times New Roman" w:cs="Times New Roman"/>
+          <w:b/>
+          <w:i/>
+          <w:color w:val="auto"/>
+          <w:sz w:val="24"/>
+          <w:szCs w:val="24"/>
+        </w:rPr>
+        <w:t>Pour le prestataire :</w:t>
+      </w:r>
+    </w:p>
+    <w:p>
+      <w:pPr>
+        <w:pStyle w:val="Normal1"/>
+        <w:rPr>
+          <w:rFonts w:ascii="Times New Roman" w:hAnsi="Times New Roman" w:cs="Times New Roman"/>
+          <w:b/>
+          <w:i/>
+          <w:color w:val="auto"/>
+          <w:sz w:val="24"/>
+          <w:szCs w:val="24"/>
+        </w:rPr>
+      </w:pPr>
+    </w:p>
+    <w:p>
+      <w:pPr>
+        <w:pStyle w:val="Normal1"/>
+        <w:rPr>
+          <w:rFonts w:ascii="Times New Roman" w:hAnsi="Times New Roman" w:cs="Times New Roman"/>
+          <w:b/>
+          <w:i/>
+          <w:color w:val="auto"/>
+          <w:sz w:val="24"/>
+          <w:szCs w:val="24"/>
+        </w:rPr>
+      </w:pPr>
+      <w:r>
+        <w:rPr>
+          <w:rFonts w:ascii="Times New Roman" w:hAnsi="Times New Roman" w:cs="Times New Roman"/>
+          <w:b/>
+          <w:i/>
+          <w:color w:val="auto"/>
+          <w:sz w:val="24"/>
+          <w:szCs w:val="24"/>
+        </w:rPr>
+        <w:t>Définition claire de son périmètre et de ses obligations, évitant les malentendus.</w:t>
+      </w:r>
+    </w:p>
+    <w:p>
+      <w:pPr>
+        <w:pStyle w:val="Normal1"/>
+        <w:rPr>
+          <w:rFonts w:ascii="Times New Roman" w:hAnsi="Times New Roman" w:cs="Times New Roman"/>
+          <w:b/>
+          <w:i/>
+          <w:color w:val="auto"/>
+          <w:sz w:val="24"/>
+          <w:szCs w:val="24"/>
+        </w:rPr>
+      </w:pPr>
+      <w:r>
+        <w:rPr>
+          <w:rFonts w:ascii="Times New Roman" w:hAnsi="Times New Roman" w:cs="Times New Roman"/>
+          <w:b/>
+          <w:i/>
+          <w:color w:val="auto"/>
+          <w:sz w:val="24"/>
+          <w:szCs w:val="24"/>
+        </w:rPr>
+        <w:t>Meilleure relation avec le client grâce à un cadre commun.</w:t>
+      </w:r>
+    </w:p>
+    <w:p>
+      <w:pPr>
+        <w:pStyle w:val="Normal1"/>
+        <w:rPr>
+          <w:rFonts w:ascii="Times New Roman" w:hAnsi="Times New Roman" w:cs="Times New Roman"/>
+          <w:b/>
+          <w:i/>
+          <w:color w:val="auto"/>
+          <w:sz w:val="24"/>
+          <w:szCs w:val="24"/>
+        </w:rPr>
+      </w:pPr>
+      <w:r>
+        <w:rPr>
+          <w:rFonts w:ascii="Times New Roman" w:hAnsi="Times New Roman" w:cs="Times New Roman"/>
+          <w:b/>
+          <w:i/>
+          <w:color w:val="auto"/>
+          <w:sz w:val="24"/>
+          <w:szCs w:val="24"/>
+        </w:rPr>
+        <w:t>Outil de pilotage interne pour prioriser les tickets et organiser le support.</w:t>
+      </w:r>
+    </w:p>
+    <w:p>
+      <w:pPr>
+        <w:pStyle w:val="Normal1"/>
+        <w:rPr>
+          <w:rFonts w:ascii="Times New Roman" w:hAnsi="Times New Roman" w:cs="Times New Roman"/>
+          <w:b/>
+          <w:i/>
+          <w:color w:val="auto"/>
+          <w:sz w:val="24"/>
+          <w:szCs w:val="24"/>
+        </w:rPr>
+      </w:pPr>
+      <w:r>
+        <w:rPr>
+          <w:rFonts w:ascii="Times New Roman" w:hAnsi="Times New Roman" w:cs="Times New Roman"/>
+          <w:b/>
+          <w:i/>
+          <w:color w:val="auto"/>
+          <w:sz w:val="24"/>
+          <w:szCs w:val="24"/>
+        </w:rPr>
+        <w:t>Réduction des litiges grâce à la formalisation contractuelle.</w:t>
+      </w:r>
+    </w:p>
+    <w:p>
+      <w:pPr>
+        <w:pStyle w:val="Normal1"/>
+        <w:rPr>
+          <w:rFonts w:ascii="Times New Roman" w:hAnsi="Times New Roman" w:cs="Times New Roman"/>
+          <w:b/>
+          <w:i/>
+          <w:color w:val="auto"/>
+          <w:sz w:val="24"/>
+          <w:szCs w:val="24"/>
+        </w:rPr>
+      </w:pPr>
+    </w:p>
+    <w:p>
+      <w:pPr>
+        <w:pStyle w:val="Normal1"/>
+        <w:rPr>
+          <w:rFonts w:ascii="Times New Roman" w:hAnsi="Times New Roman" w:cs="Times New Roman"/>
+          <w:b/>
+          <w:i/>
+          <w:color w:val="auto"/>
+          <w:sz w:val="24"/>
+          <w:szCs w:val="24"/>
+        </w:rPr>
+      </w:pPr>
+      <w:r>
+        <w:rPr>
+          <w:rFonts w:ascii="Times New Roman" w:hAnsi="Times New Roman" w:cs="Times New Roman"/>
+          <w:b/>
+          <w:i/>
+          <w:color w:val="auto"/>
+          <w:sz w:val="24"/>
+          <w:szCs w:val="24"/>
+        </w:rPr>
+        <w:t>En résumé, le SLA sécurise les deux parties et structure leur collaboration.</w:t>
+      </w:r>
+    </w:p>
+    <w:p>
+      <w:pPr>
+        <w:pStyle w:val="Normal1"/>
+        <w:rPr>
+          <w:rFonts w:ascii="Times New Roman" w:hAnsi="Times New Roman" w:cs="Times New Roman"/>
+          <w:b/>
+          <w:i/>
+          <w:color w:val="auto"/>
+          <w:sz w:val="24"/>
+          <w:szCs w:val="24"/>
+        </w:rPr>
+      </w:pPr>
     </w:p>
     <w:p>
       <w:pPr>
@@ -2071,7 +2506,7 @@
           <w:sz w:val="24"/>
           <w:szCs w:val="24"/>
         </w:rPr>
-        <w:t>En vous appuyant sur le document en annexe « Contrats SLA Microsoft  Azure</w:t>
+        <w:t>En vous appuyant sur le document en annexe « Contrats SLA Microsoft Azure</w:t>
       </w:r>
       <w:r>
         <w:rPr>
@@ -2185,6 +2620,234 @@
           <w:sz w:val="24"/>
           <w:szCs w:val="24"/>
         </w:rPr>
+        <w:t>Le contrat SLA Azure décrit :</w:t>
+      </w:r>
+    </w:p>
+    <w:p>
+      <w:pPr>
+        <w:pStyle w:val="Normal1"/>
+        <w:rPr>
+          <w:rFonts w:ascii="Times New Roman" w:hAnsi="Times New Roman" w:cs="Times New Roman"/>
+          <w:b/>
+          <w:i/>
+          <w:color w:val="auto"/>
+          <w:sz w:val="24"/>
+          <w:szCs w:val="24"/>
+        </w:rPr>
+      </w:pPr>
+      <w:r>
+        <w:rPr>
+          <w:rFonts w:ascii="Times New Roman" w:hAnsi="Times New Roman" w:cs="Times New Roman"/>
+          <w:b/>
+          <w:i/>
+          <w:color w:val="auto"/>
+          <w:sz w:val="24"/>
+          <w:szCs w:val="24"/>
+        </w:rPr>
+        <w:t>-&gt; Les engagements de Microsoft en matière de disponibilité et de connectivité de ses services en ligne (Azure, Office 365, Dynamics 365).</w:t>
+      </w:r>
+    </w:p>
+    <w:p>
+      <w:pPr>
+        <w:pStyle w:val="Normal1"/>
+        <w:rPr>
+          <w:rFonts w:ascii="Times New Roman" w:hAnsi="Times New Roman" w:cs="Times New Roman"/>
+          <w:b/>
+          <w:i/>
+          <w:color w:val="auto"/>
+          <w:sz w:val="24"/>
+          <w:szCs w:val="24"/>
+        </w:rPr>
+      </w:pPr>
+    </w:p>
+    <w:p>
+      <w:pPr>
+        <w:pStyle w:val="Normal1"/>
+        <w:rPr>
+          <w:rFonts w:ascii="Times New Roman" w:hAnsi="Times New Roman" w:cs="Times New Roman"/>
+          <w:b/>
+          <w:i/>
+          <w:color w:val="auto"/>
+          <w:sz w:val="24"/>
+          <w:szCs w:val="24"/>
+        </w:rPr>
+      </w:pPr>
+      <w:r>
+        <w:rPr>
+          <w:rFonts w:ascii="Times New Roman" w:hAnsi="Times New Roman" w:cs="Times New Roman"/>
+          <w:b/>
+          <w:i/>
+          <w:color w:val="auto"/>
+          <w:sz w:val="24"/>
+          <w:szCs w:val="24"/>
+        </w:rPr>
+        <w:t>Il précise donc :</w:t>
+      </w:r>
+    </w:p>
+    <w:p>
+      <w:pPr>
+        <w:pStyle w:val="Normal1"/>
+        <w:rPr>
+          <w:rFonts w:ascii="Times New Roman" w:hAnsi="Times New Roman" w:cs="Times New Roman"/>
+          <w:b/>
+          <w:i/>
+          <w:color w:val="auto"/>
+          <w:sz w:val="24"/>
+          <w:szCs w:val="24"/>
+        </w:rPr>
+      </w:pPr>
+    </w:p>
+    <w:p>
+      <w:pPr>
+        <w:pStyle w:val="Normal1"/>
+        <w:numPr>
+          <w:ilvl w:val="0"/>
+          <w:numId w:val="2"/>
+        </w:numPr>
+        <w:rPr>
+          <w:rFonts w:ascii="Times New Roman" w:hAnsi="Times New Roman" w:cs="Times New Roman"/>
+          <w:b/>
+          <w:i/>
+          <w:color w:val="auto"/>
+          <w:sz w:val="24"/>
+          <w:szCs w:val="24"/>
+        </w:rPr>
+      </w:pPr>
+      <w:r>
+        <w:rPr>
+          <w:rFonts w:ascii="Times New Roman" w:hAnsi="Times New Roman" w:cs="Times New Roman"/>
+          <w:b/>
+          <w:i/>
+          <w:color w:val="auto"/>
+          <w:sz w:val="24"/>
+          <w:szCs w:val="24"/>
+        </w:rPr>
+        <w:t>Les</w:t>
+      </w:r>
+      <w:r>
+        <w:rPr>
+          <w:rFonts w:ascii="Times New Roman" w:hAnsi="Times New Roman" w:cs="Times New Roman"/>
+          <w:b/>
+          <w:i/>
+          <w:color w:val="auto"/>
+          <w:sz w:val="24"/>
+          <w:szCs w:val="24"/>
+        </w:rPr>
+        <w:t xml:space="preserve"> taux de disponibilité garantis,</w:t>
+      </w:r>
+    </w:p>
+    <w:p>
+      <w:pPr>
+        <w:pStyle w:val="Normal1"/>
+        <w:numPr>
+          <w:ilvl w:val="0"/>
+          <w:numId w:val="2"/>
+        </w:numPr>
+        <w:rPr>
+          <w:rFonts w:ascii="Times New Roman" w:hAnsi="Times New Roman" w:cs="Times New Roman"/>
+          <w:b/>
+          <w:i/>
+          <w:color w:val="auto"/>
+          <w:sz w:val="24"/>
+          <w:szCs w:val="24"/>
+        </w:rPr>
+      </w:pPr>
+      <w:r>
+        <w:rPr>
+          <w:rFonts w:ascii="Times New Roman" w:hAnsi="Times New Roman" w:cs="Times New Roman"/>
+          <w:b/>
+          <w:i/>
+          <w:color w:val="auto"/>
+          <w:sz w:val="24"/>
+          <w:szCs w:val="24"/>
+        </w:rPr>
+        <w:t>Les</w:t>
+      </w:r>
+      <w:r>
+        <w:rPr>
+          <w:rFonts w:ascii="Times New Roman" w:hAnsi="Times New Roman" w:cs="Times New Roman"/>
+          <w:b/>
+          <w:i/>
+          <w:color w:val="auto"/>
+          <w:sz w:val="24"/>
+          <w:szCs w:val="24"/>
+        </w:rPr>
+        <w:t xml:space="preserve"> conditions de calcul,</w:t>
+      </w:r>
+    </w:p>
+    <w:p>
+      <w:pPr>
+        <w:pStyle w:val="Normal1"/>
+        <w:numPr>
+          <w:ilvl w:val="0"/>
+          <w:numId w:val="2"/>
+        </w:numPr>
+        <w:rPr>
+          <w:rFonts w:ascii="Times New Roman" w:hAnsi="Times New Roman" w:cs="Times New Roman"/>
+          <w:b/>
+          <w:i/>
+          <w:color w:val="auto"/>
+          <w:sz w:val="24"/>
+          <w:szCs w:val="24"/>
+        </w:rPr>
+      </w:pPr>
+      <w:r>
+        <w:rPr>
+          <w:rFonts w:ascii="Times New Roman" w:hAnsi="Times New Roman" w:cs="Times New Roman"/>
+          <w:b/>
+          <w:i/>
+          <w:color w:val="auto"/>
+          <w:sz w:val="24"/>
+          <w:szCs w:val="24"/>
+        </w:rPr>
+        <w:t>Les</w:t>
+      </w:r>
+      <w:r>
+        <w:rPr>
+          <w:rFonts w:ascii="Times New Roman" w:hAnsi="Times New Roman" w:cs="Times New Roman"/>
+          <w:b/>
+          <w:i/>
+          <w:color w:val="auto"/>
+          <w:sz w:val="24"/>
+          <w:szCs w:val="24"/>
+        </w:rPr>
+        <w:t xml:space="preserve"> remèdes en cas de non‑respect.</w:t>
+      </w:r>
+    </w:p>
+    <w:p>
+      <w:pPr>
+        <w:pStyle w:val="Normal1"/>
+        <w:rPr>
+          <w:rFonts w:ascii="Times New Roman" w:hAnsi="Times New Roman" w:cs="Times New Roman"/>
+          <w:b/>
+          <w:i/>
+          <w:color w:val="auto"/>
+          <w:sz w:val="24"/>
+          <w:szCs w:val="24"/>
+        </w:rPr>
+      </w:pPr>
+    </w:p>
+    <w:p>
+      <w:pPr>
+        <w:pStyle w:val="Normal1"/>
+        <w:rPr>
+          <w:rFonts w:ascii="Times New Roman" w:hAnsi="Times New Roman" w:cs="Times New Roman"/>
+          <w:b/>
+          <w:i/>
+          <w:color w:val="auto"/>
+          <w:sz w:val="24"/>
+          <w:szCs w:val="24"/>
+        </w:rPr>
+      </w:pPr>
+      <w:r>
+        <w:rPr>
+          <w:rFonts w:ascii="Times New Roman" w:hAnsi="Times New Roman" w:cs="Times New Roman"/>
+          <w:b/>
+          <w:i/>
+          <w:color w:val="auto"/>
+          <w:sz w:val="24"/>
+          <w:szCs w:val="24"/>
+        </w:rPr>
         <w:t>2)</w:t>
       </w:r>
       <w:r>
@@ -2197,6 +2860,564 @@
           <w:szCs w:val="24"/>
         </w:rPr>
         <w:t xml:space="preserve"> Indiquez les obligations contractuelles de Microsoft définies par ses contrats SLA.</w:t>
+      </w:r>
+    </w:p>
+    <w:p>
+      <w:pPr>
+        <w:pStyle w:val="Normal1"/>
+        <w:rPr>
+          <w:rFonts w:ascii="Times New Roman" w:hAnsi="Times New Roman" w:cs="Times New Roman"/>
+          <w:b/>
+          <w:i/>
+          <w:color w:val="auto"/>
+          <w:sz w:val="24"/>
+          <w:szCs w:val="24"/>
+        </w:rPr>
+      </w:pPr>
+    </w:p>
+    <w:p>
+      <w:pPr>
+        <w:pStyle w:val="Normal1"/>
+        <w:rPr>
+          <w:rFonts w:ascii="Times New Roman" w:hAnsi="Times New Roman" w:cs="Times New Roman"/>
+          <w:b/>
+          <w:i/>
+          <w:color w:val="auto"/>
+          <w:sz w:val="24"/>
+          <w:szCs w:val="24"/>
+        </w:rPr>
+      </w:pPr>
+      <w:r>
+        <w:rPr>
+          <w:rFonts w:ascii="Times New Roman" w:hAnsi="Times New Roman" w:cs="Times New Roman"/>
+          <w:b/>
+          <w:i/>
+          <w:color w:val="auto"/>
+          <w:sz w:val="24"/>
+          <w:szCs w:val="24"/>
+        </w:rPr>
+        <w:t>D’après la documentation Azure :</w:t>
+      </w:r>
+    </w:p>
+    <w:p>
+      <w:pPr>
+        <w:pStyle w:val="Normal1"/>
+        <w:rPr>
+          <w:rFonts w:ascii="Times New Roman" w:hAnsi="Times New Roman" w:cs="Times New Roman"/>
+          <w:b/>
+          <w:i/>
+          <w:color w:val="auto"/>
+          <w:sz w:val="24"/>
+          <w:szCs w:val="24"/>
+        </w:rPr>
+      </w:pPr>
+      <w:r>
+        <w:rPr>
+          <w:rFonts w:ascii="Times New Roman" w:hAnsi="Times New Roman" w:cs="Times New Roman"/>
+          <w:b/>
+          <w:i/>
+          <w:color w:val="auto"/>
+          <w:sz w:val="24"/>
+          <w:szCs w:val="24"/>
+        </w:rPr>
+        <w:t>Microsoft s’engage à :</w:t>
+      </w:r>
+    </w:p>
+    <w:p>
+      <w:pPr>
+        <w:pStyle w:val="Normal1"/>
+        <w:rPr>
+          <w:rFonts w:ascii="Times New Roman" w:hAnsi="Times New Roman" w:cs="Times New Roman"/>
+          <w:b/>
+          <w:i/>
+          <w:color w:val="auto"/>
+          <w:sz w:val="24"/>
+          <w:szCs w:val="24"/>
+        </w:rPr>
+      </w:pPr>
+      <w:r>
+        <w:rPr>
+          <w:rFonts w:ascii="Times New Roman" w:hAnsi="Times New Roman" w:cs="Times New Roman"/>
+          <w:b/>
+          <w:i/>
+          <w:color w:val="auto"/>
+          <w:sz w:val="24"/>
+          <w:szCs w:val="24"/>
+        </w:rPr>
+        <w:t>a) Garantir un niveau d’uptime</w:t>
+      </w:r>
+    </w:p>
+    <w:p>
+      <w:pPr>
+        <w:pStyle w:val="Normal1"/>
+        <w:rPr>
+          <w:rFonts w:ascii="Times New Roman" w:hAnsi="Times New Roman" w:cs="Times New Roman"/>
+          <w:b/>
+          <w:i/>
+          <w:color w:val="auto"/>
+          <w:sz w:val="24"/>
+          <w:szCs w:val="24"/>
+        </w:rPr>
+      </w:pPr>
+      <w:r>
+        <w:rPr>
+          <w:rFonts w:ascii="Times New Roman" w:hAnsi="Times New Roman" w:cs="Times New Roman"/>
+          <w:b/>
+          <w:i/>
+          <w:color w:val="auto"/>
+          <w:sz w:val="24"/>
+          <w:szCs w:val="24"/>
+        </w:rPr>
+        <w:t>Ex. : 99,9 % pour certaines machines virtuelles ou services Azure.</w:t>
+      </w:r>
+    </w:p>
+    <w:p>
+      <w:pPr>
+        <w:pStyle w:val="Normal1"/>
+        <w:rPr>
+          <w:rFonts w:ascii="Times New Roman" w:hAnsi="Times New Roman" w:cs="Times New Roman"/>
+          <w:b/>
+          <w:i/>
+          <w:color w:val="auto"/>
+          <w:sz w:val="24"/>
+          <w:szCs w:val="24"/>
+        </w:rPr>
+      </w:pPr>
+    </w:p>
+    <w:p>
+      <w:pPr>
+        <w:pStyle w:val="Normal1"/>
+        <w:rPr>
+          <w:rFonts w:ascii="Times New Roman" w:hAnsi="Times New Roman" w:cs="Times New Roman"/>
+          <w:b/>
+          <w:i/>
+          <w:color w:val="auto"/>
+          <w:sz w:val="24"/>
+          <w:szCs w:val="24"/>
+        </w:rPr>
+      </w:pPr>
+      <w:r>
+        <w:rPr>
+          <w:rFonts w:ascii="Times New Roman" w:hAnsi="Times New Roman" w:cs="Times New Roman"/>
+          <w:b/>
+          <w:i/>
+          <w:color w:val="auto"/>
+          <w:sz w:val="24"/>
+          <w:szCs w:val="24"/>
+        </w:rPr>
+        <w:t>b) Fournir des performances minimales</w:t>
+      </w:r>
+    </w:p>
+    <w:p>
+      <w:pPr>
+        <w:pStyle w:val="Normal1"/>
+        <w:rPr>
+          <w:rFonts w:ascii="Times New Roman" w:hAnsi="Times New Roman" w:cs="Times New Roman"/>
+          <w:b/>
+          <w:i/>
+          <w:color w:val="auto"/>
+          <w:sz w:val="24"/>
+          <w:szCs w:val="24"/>
+        </w:rPr>
+      </w:pPr>
+      <w:r>
+        <w:rPr>
+          <w:rFonts w:ascii="Times New Roman" w:hAnsi="Times New Roman" w:cs="Times New Roman"/>
+          <w:b/>
+          <w:i/>
+          <w:color w:val="auto"/>
+          <w:sz w:val="24"/>
+          <w:szCs w:val="24"/>
+        </w:rPr>
+        <w:t xml:space="preserve">Certaines offres incluent des garanties de performance </w:t>
+      </w:r>
+    </w:p>
+    <w:p>
+      <w:pPr>
+        <w:pStyle w:val="Normal1"/>
+        <w:rPr>
+          <w:rFonts w:ascii="Times New Roman" w:hAnsi="Times New Roman" w:cs="Times New Roman"/>
+          <w:b/>
+          <w:i/>
+          <w:color w:val="auto"/>
+          <w:sz w:val="24"/>
+          <w:szCs w:val="24"/>
+        </w:rPr>
+      </w:pPr>
+      <w:r>
+        <w:rPr>
+          <w:rFonts w:ascii="Times New Roman" w:hAnsi="Times New Roman" w:cs="Times New Roman"/>
+          <w:b/>
+          <w:i/>
+          <w:color w:val="auto"/>
+          <w:sz w:val="24"/>
+          <w:szCs w:val="24"/>
+        </w:rPr>
+        <w:t>E</w:t>
+      </w:r>
+      <w:r>
+        <w:rPr>
+          <w:rFonts w:ascii="Times New Roman" w:hAnsi="Times New Roman" w:cs="Times New Roman"/>
+          <w:b/>
+          <w:i/>
+          <w:color w:val="auto"/>
+          <w:sz w:val="24"/>
+          <w:szCs w:val="24"/>
+        </w:rPr>
+        <w:t>x.</w:t>
+      </w:r>
+      <w:r>
+        <w:rPr>
+          <w:rFonts w:ascii="Times New Roman" w:hAnsi="Times New Roman" w:cs="Times New Roman"/>
+          <w:b/>
+          <w:i/>
+          <w:color w:val="auto"/>
+          <w:sz w:val="24"/>
+          <w:szCs w:val="24"/>
+        </w:rPr>
+        <w:t xml:space="preserve"> :</w:t>
+      </w:r>
+      <w:r>
+        <w:rPr>
+          <w:rFonts w:ascii="Times New Roman" w:hAnsi="Times New Roman" w:cs="Times New Roman"/>
+          <w:b/>
+          <w:i/>
+          <w:color w:val="auto"/>
+          <w:sz w:val="24"/>
+          <w:szCs w:val="24"/>
+        </w:rPr>
+        <w:t xml:space="preserve"> temps de réponse.</w:t>
+      </w:r>
+    </w:p>
+    <w:p>
+      <w:pPr>
+        <w:pStyle w:val="Normal1"/>
+        <w:rPr>
+          <w:rFonts w:ascii="Times New Roman" w:hAnsi="Times New Roman" w:cs="Times New Roman"/>
+          <w:b/>
+          <w:i/>
+          <w:color w:val="auto"/>
+          <w:sz w:val="24"/>
+          <w:szCs w:val="24"/>
+        </w:rPr>
+      </w:pPr>
+    </w:p>
+    <w:p>
+      <w:pPr>
+        <w:pStyle w:val="Normal1"/>
+        <w:rPr>
+          <w:rFonts w:ascii="Times New Roman" w:hAnsi="Times New Roman" w:cs="Times New Roman"/>
+          <w:b/>
+          <w:i/>
+          <w:color w:val="auto"/>
+          <w:sz w:val="24"/>
+          <w:szCs w:val="24"/>
+        </w:rPr>
+      </w:pPr>
+      <w:r>
+        <w:rPr>
+          <w:rFonts w:ascii="Times New Roman" w:hAnsi="Times New Roman" w:cs="Times New Roman"/>
+          <w:b/>
+          <w:i/>
+          <w:color w:val="auto"/>
+          <w:sz w:val="24"/>
+          <w:szCs w:val="24"/>
+        </w:rPr>
+        <w:t>c) Assurer des compensations en cas de manquement</w:t>
+      </w:r>
+    </w:p>
+    <w:p>
+      <w:pPr>
+        <w:pStyle w:val="Normal1"/>
+        <w:rPr>
+          <w:rFonts w:ascii="Times New Roman" w:hAnsi="Times New Roman" w:cs="Times New Roman"/>
+          <w:b/>
+          <w:i/>
+          <w:color w:val="auto"/>
+          <w:sz w:val="24"/>
+          <w:szCs w:val="24"/>
+        </w:rPr>
+      </w:pPr>
+      <w:r>
+        <w:rPr>
+          <w:rFonts w:ascii="Times New Roman" w:hAnsi="Times New Roman" w:cs="Times New Roman"/>
+          <w:b/>
+          <w:i/>
+          <w:color w:val="auto"/>
+          <w:sz w:val="24"/>
+          <w:szCs w:val="24"/>
+        </w:rPr>
+        <w:t xml:space="preserve">Le contrat prévoit des service </w:t>
+      </w:r>
+      <w:r>
+        <w:rPr>
+          <w:rFonts w:ascii="Times New Roman" w:hAnsi="Times New Roman" w:cs="Times New Roman"/>
+          <w:b/>
+          <w:i/>
+          <w:color w:val="auto"/>
+          <w:sz w:val="24"/>
+          <w:szCs w:val="24"/>
+        </w:rPr>
+        <w:t>crédits</w:t>
+      </w:r>
+      <w:r>
+        <w:rPr>
+          <w:rFonts w:ascii="Times New Roman" w:hAnsi="Times New Roman" w:cs="Times New Roman"/>
+          <w:b/>
+          <w:i/>
+          <w:color w:val="auto"/>
+          <w:sz w:val="24"/>
+          <w:szCs w:val="24"/>
+        </w:rPr>
+        <w:t>, qui sont :</w:t>
+      </w:r>
+    </w:p>
+    <w:p>
+      <w:pPr>
+        <w:pStyle w:val="Normal1"/>
+        <w:rPr>
+          <w:rFonts w:ascii="Times New Roman" w:hAnsi="Times New Roman" w:cs="Times New Roman"/>
+          <w:b/>
+          <w:i/>
+          <w:color w:val="auto"/>
+          <w:sz w:val="24"/>
+          <w:szCs w:val="24"/>
+        </w:rPr>
+      </w:pPr>
+    </w:p>
+    <w:p>
+      <w:pPr>
+        <w:pStyle w:val="Normal1"/>
+        <w:numPr>
+          <w:ilvl w:val="0"/>
+          <w:numId w:val="2"/>
+        </w:numPr>
+        <w:rPr>
+          <w:rFonts w:ascii="Times New Roman" w:hAnsi="Times New Roman" w:cs="Times New Roman"/>
+          <w:b/>
+          <w:i/>
+          <w:color w:val="auto"/>
+          <w:sz w:val="24"/>
+          <w:szCs w:val="24"/>
+        </w:rPr>
+      </w:pPr>
+      <w:r>
+        <w:rPr>
+          <w:rFonts w:ascii="Times New Roman" w:hAnsi="Times New Roman" w:cs="Times New Roman"/>
+          <w:b/>
+          <w:i/>
+          <w:color w:val="auto"/>
+          <w:sz w:val="24"/>
+          <w:szCs w:val="24"/>
+        </w:rPr>
+        <w:t>Le</w:t>
+      </w:r>
+      <w:r>
+        <w:rPr>
+          <w:rFonts w:ascii="Times New Roman" w:hAnsi="Times New Roman" w:cs="Times New Roman"/>
+          <w:b/>
+          <w:i/>
+          <w:color w:val="auto"/>
+          <w:sz w:val="24"/>
+          <w:szCs w:val="24"/>
+        </w:rPr>
+        <w:t xml:space="preserve"> seul et unique recours pour le client en cas de non‑respect du SLA,</w:t>
+      </w:r>
+    </w:p>
+    <w:p>
+      <w:pPr>
+        <w:pStyle w:val="Normal1"/>
+        <w:numPr>
+          <w:ilvl w:val="0"/>
+          <w:numId w:val="2"/>
+        </w:numPr>
+        <w:rPr>
+          <w:rFonts w:ascii="Times New Roman" w:hAnsi="Times New Roman" w:cs="Times New Roman"/>
+          <w:b/>
+          <w:i/>
+          <w:color w:val="auto"/>
+          <w:sz w:val="24"/>
+          <w:szCs w:val="24"/>
+        </w:rPr>
+      </w:pPr>
+      <w:r>
+        <w:rPr>
+          <w:rFonts w:ascii="Times New Roman" w:hAnsi="Times New Roman" w:cs="Times New Roman"/>
+          <w:b/>
+          <w:i/>
+          <w:color w:val="auto"/>
+          <w:sz w:val="24"/>
+          <w:szCs w:val="24"/>
+        </w:rPr>
+        <w:t>Calculés</w:t>
+      </w:r>
+      <w:r>
+        <w:rPr>
+          <w:rFonts w:ascii="Times New Roman" w:hAnsi="Times New Roman" w:cs="Times New Roman"/>
+          <w:b/>
+          <w:i/>
+          <w:color w:val="auto"/>
+          <w:sz w:val="24"/>
+          <w:szCs w:val="24"/>
+        </w:rPr>
+        <w:t xml:space="preserve"> sur la base des frais mensuels du service concerné,</w:t>
+      </w:r>
+    </w:p>
+    <w:p>
+      <w:pPr>
+        <w:pStyle w:val="Normal1"/>
+        <w:numPr>
+          <w:ilvl w:val="0"/>
+          <w:numId w:val="2"/>
+        </w:numPr>
+        <w:rPr>
+          <w:rFonts w:ascii="Times New Roman" w:hAnsi="Times New Roman" w:cs="Times New Roman"/>
+          <w:b/>
+          <w:i/>
+          <w:color w:val="auto"/>
+          <w:sz w:val="24"/>
+          <w:szCs w:val="24"/>
+        </w:rPr>
+      </w:pPr>
+      <w:r>
+        <w:rPr>
+          <w:rFonts w:ascii="Times New Roman" w:hAnsi="Times New Roman" w:cs="Times New Roman"/>
+          <w:b/>
+          <w:i/>
+          <w:color w:val="auto"/>
+          <w:sz w:val="24"/>
+          <w:szCs w:val="24"/>
+        </w:rPr>
+        <w:t>Plafonnés</w:t>
+      </w:r>
+      <w:r>
+        <w:rPr>
+          <w:rFonts w:ascii="Times New Roman" w:hAnsi="Times New Roman" w:cs="Times New Roman"/>
+          <w:b/>
+          <w:i/>
+          <w:color w:val="auto"/>
+          <w:sz w:val="24"/>
+          <w:szCs w:val="24"/>
+        </w:rPr>
+        <w:t xml:space="preserve"> au montant des frais mensuels du service pour lequel le SLA n’est pas rempli.</w:t>
+      </w:r>
+    </w:p>
+    <w:p>
+      <w:pPr>
+        <w:pStyle w:val="Normal1"/>
+        <w:rPr>
+          <w:rFonts w:ascii="Times New Roman" w:hAnsi="Times New Roman" w:cs="Times New Roman"/>
+          <w:b/>
+          <w:i/>
+          <w:color w:val="auto"/>
+          <w:sz w:val="24"/>
+          <w:szCs w:val="24"/>
+        </w:rPr>
+      </w:pPr>
+    </w:p>
+    <w:p>
+      <w:pPr>
+        <w:pStyle w:val="Normal1"/>
+        <w:rPr>
+          <w:rFonts w:ascii="Times New Roman" w:hAnsi="Times New Roman" w:cs="Times New Roman"/>
+          <w:b/>
+          <w:i/>
+          <w:color w:val="auto"/>
+          <w:sz w:val="24"/>
+          <w:szCs w:val="24"/>
+        </w:rPr>
+      </w:pPr>
+      <w:r>
+        <w:rPr>
+          <w:rFonts w:ascii="Times New Roman" w:hAnsi="Times New Roman" w:cs="Times New Roman"/>
+          <w:b/>
+          <w:i/>
+          <w:color w:val="auto"/>
+          <w:sz w:val="24"/>
+          <w:szCs w:val="24"/>
+        </w:rPr>
+        <w:t>d) Définir les exclusions</w:t>
+      </w:r>
+    </w:p>
+    <w:p>
+      <w:pPr>
+        <w:pStyle w:val="Normal1"/>
+        <w:rPr>
+          <w:rFonts w:ascii="Times New Roman" w:hAnsi="Times New Roman" w:cs="Times New Roman"/>
+          <w:b/>
+          <w:i/>
+          <w:color w:val="auto"/>
+          <w:sz w:val="24"/>
+          <w:szCs w:val="24"/>
+        </w:rPr>
+      </w:pPr>
+      <w:r>
+        <w:rPr>
+          <w:rFonts w:ascii="Times New Roman" w:hAnsi="Times New Roman" w:cs="Times New Roman"/>
+          <w:b/>
+          <w:i/>
+          <w:color w:val="auto"/>
+          <w:sz w:val="24"/>
+          <w:szCs w:val="24"/>
+        </w:rPr>
+        <w:t xml:space="preserve">Certaines situations ne donnent pas droit aux crédits </w:t>
+      </w:r>
+    </w:p>
+    <w:p>
+      <w:pPr>
+        <w:pStyle w:val="Normal1"/>
+        <w:rPr>
+          <w:rFonts w:ascii="Times New Roman" w:hAnsi="Times New Roman" w:cs="Times New Roman"/>
+          <w:b/>
+          <w:i/>
+          <w:color w:val="auto"/>
+          <w:sz w:val="24"/>
+          <w:szCs w:val="24"/>
+        </w:rPr>
+      </w:pPr>
+      <w:r>
+        <w:rPr>
+          <w:rFonts w:ascii="Times New Roman" w:hAnsi="Times New Roman" w:cs="Times New Roman"/>
+          <w:b/>
+          <w:i/>
+          <w:color w:val="auto"/>
+          <w:sz w:val="24"/>
+          <w:szCs w:val="24"/>
+        </w:rPr>
+        <w:t>E</w:t>
+      </w:r>
+      <w:r>
+        <w:rPr>
+          <w:rFonts w:ascii="Times New Roman" w:hAnsi="Times New Roman" w:cs="Times New Roman"/>
+          <w:b/>
+          <w:i/>
+          <w:color w:val="auto"/>
+          <w:sz w:val="24"/>
+          <w:szCs w:val="24"/>
+        </w:rPr>
+        <w:t>x.</w:t>
+      </w:r>
+      <w:r>
+        <w:rPr>
+          <w:rFonts w:ascii="Times New Roman" w:hAnsi="Times New Roman" w:cs="Times New Roman"/>
+          <w:b/>
+          <w:i/>
+          <w:color w:val="auto"/>
+          <w:sz w:val="24"/>
+          <w:szCs w:val="24"/>
+        </w:rPr>
+        <w:t xml:space="preserve"> :</w:t>
+      </w:r>
+      <w:r>
+        <w:rPr>
+          <w:rFonts w:ascii="Times New Roman" w:hAnsi="Times New Roman" w:cs="Times New Roman"/>
+          <w:b/>
+          <w:i/>
+          <w:color w:val="auto"/>
+          <w:sz w:val="24"/>
+          <w:szCs w:val="24"/>
+        </w:rPr>
+        <w:t xml:space="preserve"> mauvaise configuration du client, maintenance planifiée.</w:t>
       </w:r>
     </w:p>
     <w:p>
@@ -3184,6 +4405,18 @@
       <w:u w:val="single"/>
     </w:rPr>
   </w:style>
+  <w:style w:type="character" w:styleId="Mentionnonrsolue">
+    <w:name w:val="Unresolved Mention"/>
+    <w:basedOn w:val="Policepardfaut"/>
+    <w:uiPriority w:val="99"/>
+    <w:semiHidden/>
+    <w:unhideWhenUsed/>
+    <w:rsid w:val="00CF668B"/>
+    <w:rPr>
+      <w:color w:val="605E5C"/>
+      <w:shd w:val="clear" w:color="auto" w:fill="E1DFDD"/>
+    </w:rPr>
+  </w:style>
 </w:styles>
 </file>
 
